--- a/t25_s2.docx
+++ b/t25_s2.docx
@@ -3,2168 +3,998 @@
 <w:document xmlns:wpc="http://schemas.microsoft.com/office/word/2010/wordprocessingCanvas" xmlns:mo="http://schemas.microsoft.com/office/mac/office/2008/main" xmlns:mc="http://schemas.openxmlformats.org/markup-compatibility/2006" xmlns:mv="urn:schemas-microsoft-com:mac:vml" xmlns:o="urn:schemas-microsoft-com:office:office" xmlns:r="http://schemas.openxmlformats.org/officeDocument/2006/relationships" xmlns:m="http://schemas.openxmlformats.org/officeDocument/2006/math" xmlns:v="urn:schemas-microsoft-com:vml" xmlns:wp14="http://schemas.microsoft.com/office/word/2010/wordprocessingDrawing" xmlns:wp="http://schemas.openxmlformats.org/drawingml/2006/wordprocessingDrawing" xmlns:w10="urn:schemas-microsoft-com:office:word" xmlns:w="http://schemas.openxmlformats.org/wordprocessingml/2006/main" xmlns:w14="http://schemas.microsoft.com/office/word/2010/wordml" xmlns:wpg="http://schemas.microsoft.com/office/word/2010/wordprocessingGroup" xmlns:wpi="http://schemas.microsoft.com/office/word/2010/wordprocessingInk" xmlns:wne="http://schemas.microsoft.com/office/word/2006/wordml" xmlns:wps="http://schemas.microsoft.com/office/word/2010/wordprocessingShape" mc:Ignorable="w14 wp14">
   <w:body>
     <w:p>
-      <w:pPr>
-        <w:spacing w:after="20" w:before="120"/>
-      </w:pPr>
       <w:r>
-        <w:rPr>
-          <w:b/>
-          <w:sz w:val="22"/>
-        </w:rPr>
-        <w:t>Question: Corona virus has spread worldwide. This is known as:</w:t>
+        <w:t xml:space="preserve">Question: The normal serum creatinine level is:</w:t>
       </w:r>
     </w:p>
     <w:p>
-      <w:pPr>
-        <w:spacing w:after="0" w:before="0"/>
-      </w:pPr>
       <w:r>
-        <w:rPr>
-          <w:b w:val="0"/>
-          <w:sz w:val="22"/>
-        </w:rPr>
-        <w:t>(a) Epidemic</w:t>
+        <w:t xml:space="preserve">(a) 0.6–1.2 mg/dL (men); 0.5–1.1 (women)</w:t>
       </w:r>
     </w:p>
     <w:p>
-      <w:pPr>
-        <w:spacing w:after="0" w:before="0"/>
-      </w:pPr>
       <w:r>
-        <w:rPr>
-          <w:b w:val="0"/>
-          <w:sz w:val="22"/>
-        </w:rPr>
-        <w:t>(b) Endemic</w:t>
+        <w:t xml:space="preserve">(b) 2–4 mg/dL</w:t>
       </w:r>
     </w:p>
     <w:p>
-      <w:pPr>
-        <w:spacing w:after="0" w:before="0"/>
-      </w:pPr>
       <w:r>
-        <w:rPr>
-          <w:b w:val="0"/>
-          <w:sz w:val="22"/>
-        </w:rPr>
-        <w:t>(c) Pandemic</w:t>
+        <w:t xml:space="preserve">(c) 5–8 mg/dL</w:t>
       </w:r>
     </w:p>
     <w:p>
-      <w:pPr>
-        <w:spacing w:after="0" w:before="0"/>
-      </w:pPr>
       <w:r>
-        <w:rPr>
-          <w:b w:val="0"/>
-          <w:sz w:val="22"/>
-        </w:rPr>
-        <w:t>(d) Zoonotic</w:t>
+        <w:t xml:space="preserve">(d) 10–15 mg/dL</w:t>
       </w:r>
     </w:p>
     <w:p>
-      <w:pPr>
-        <w:spacing w:after="0" w:before="40"/>
-      </w:pPr>
       <w:r>
-        <w:rPr>
-          <w:b/>
-          <w:sz w:val="22"/>
-        </w:rPr>
-        <w:t>Answer: c</w:t>
+        <w:t xml:space="preserve">Answer: a</w:t>
       </w:r>
     </w:p>
     <w:p>
-      <w:pPr>
-        <w:spacing w:after="0" w:before="0"/>
-      </w:pPr>
       <w:r>
-        <w:rPr>
-          <w:b w:val="0"/>
-          <w:sz w:val="21"/>
-        </w:rPr>
-        <w:t>Solution: The worldwide spread of the coronavirus is known as a pandemic. A pandemic refers to the global outbreak of a disease that affects a significant number of people across multiple countries or continents. The COVID-19 pandemic, caused by the novel coronavirus SARS-CoV-2, was declared by the World Health Organization (WHO) on March 11, 2020. It has resulted in widespread illness, hospitalizations, and deaths, and has had far-reaching social, economic, and public health consequences. Efforts to control the pandemic have involved measures such as testing, contact tracing, quarantine, social distancing, and vaccination campaigns on a global scale.</w:t>
+        <w:t xml:space="preserve">Solution: Normal creatinine is 0.6–1.2 mg/dL in men and 0.5–1.1 in women — reflecting renal function. Rising levels indicate declining GFR.</w:t>
       </w:r>
     </w:p>
     <w:p>
-      <w:pPr>
-        <w:spacing w:after="0" w:before="0"/>
-      </w:pPr>
       <w:r>
-        <w:rPr>
-          <w:b w:val="0"/>
-          <w:sz w:val="20"/>
-        </w:rPr>
-        <w:t>Positive Marks: 1</w:t>
+        <w:t xml:space="preserve">Positive Marks: 1</w:t>
       </w:r>
     </w:p>
     <w:p>
-      <w:pPr>
-        <w:spacing w:after="160" w:before="0"/>
-      </w:pPr>
       <w:r>
-        <w:rPr>
-          <w:b w:val="0"/>
-          <w:sz w:val="20"/>
-        </w:rPr>
-        <w:t>Negative Marks: 0.25</w:t>
+        <w:t xml:space="preserve">Negative Marks: 0.25</w:t>
       </w:r>
     </w:p>
     <w:p>
-      <w:pPr>
-        <w:spacing w:after="20" w:before="120"/>
-      </w:pPr>
       <w:r>
-        <w:rPr>
-          <w:b/>
-          <w:sz w:val="22"/>
-        </w:rPr>
-        <w:t>Question: Which of the following statements regarding COVID-19 infection is INCORRECT?</w:t>
+        <w:t xml:space="preserve"/>
       </w:r>
     </w:p>
     <w:p>
-      <w:pPr>
-        <w:spacing w:after="0" w:before="0"/>
-      </w:pPr>
       <w:r>
-        <w:rPr>
-          <w:b w:val="0"/>
-          <w:sz w:val="22"/>
-        </w:rPr>
-        <w:t>(a) Severe COVID-19 infection can lead to ARDS</w:t>
+        <w:t xml:space="preserve">Question: The nurse is caring for a patient with an IV infusion. Which finding indicates a patent (functioning) IV?</w:t>
       </w:r>
     </w:p>
     <w:p>
-      <w:pPr>
-        <w:spacing w:after="0" w:before="0"/>
-      </w:pPr>
       <w:r>
-        <w:rPr>
-          <w:b w:val="0"/>
-          <w:sz w:val="22"/>
-        </w:rPr>
-        <w:t>(b) Common symptoms include fever, dry cough, and dyspnea</w:t>
+        <w:t xml:space="preserve">(a) Blood return and free flow of the solution</w:t>
       </w:r>
     </w:p>
     <w:p>
-      <w:pPr>
-        <w:spacing w:after="0" w:before="0"/>
-      </w:pPr>
       <w:r>
-        <w:rPr>
-          <w:b w:val="0"/>
-          <w:sz w:val="22"/>
-        </w:rPr>
-        <w:t>(c) Transmitted via respiratory droplets and fomites</w:t>
+        <w:t xml:space="preserve">(b) Swelling at the site</w:t>
       </w:r>
     </w:p>
     <w:p>
-      <w:pPr>
-        <w:spacing w:after="0" w:before="0"/>
-      </w:pPr>
       <w:r>
-        <w:rPr>
-          <w:b w:val="0"/>
-          <w:sz w:val="22"/>
-        </w:rPr>
-        <w:t>(d) COVID-19 belongs to the HIV/Hepatitis retrovirus family</w:t>
+        <w:t xml:space="preserve">(c) Coolness and pallor</w:t>
       </w:r>
     </w:p>
     <w:p>
-      <w:pPr>
-        <w:spacing w:after="0" w:before="40"/>
-      </w:pPr>
       <w:r>
-        <w:rPr>
-          <w:b/>
-          <w:sz w:val="22"/>
-        </w:rPr>
-        <w:t>Answer: d</w:t>
+        <w:t xml:space="preserve">(d) No flow</w:t>
       </w:r>
     </w:p>
     <w:p>
-      <w:pPr>
-        <w:spacing w:after="0" w:before="0"/>
-      </w:pPr>
       <w:r>
-        <w:rPr>
-          <w:b w:val="0"/>
-          <w:sz w:val="21"/>
-        </w:rPr>
-        <w:t>Solution: COVID-19 is caused by SARS-CoV-2, an enveloped single-stranded RNA Coronavirus, NOT a retrovirus or Hepatitis virus.</w:t>
+        <w:t xml:space="preserve">Answer: a</w:t>
       </w:r>
     </w:p>
     <w:p>
-      <w:pPr>
-        <w:spacing w:after="0" w:before="0"/>
-      </w:pPr>
       <w:r>
-        <w:rPr>
-          <w:b w:val="0"/>
-          <w:sz w:val="20"/>
-        </w:rPr>
-        <w:t>Positive Marks: 1</w:t>
+        <w:t xml:space="preserve">Solution: A patent IV shows blood return on aspiration and free flow of the solution. Swelling/coolness indicate infiltration; no flow suggests occlusion.</w:t>
       </w:r>
     </w:p>
     <w:p>
-      <w:pPr>
-        <w:spacing w:after="160" w:before="0"/>
-      </w:pPr>
       <w:r>
-        <w:rPr>
-          <w:b w:val="0"/>
-          <w:sz w:val="20"/>
-        </w:rPr>
-        <w:t>Negative Marks: 0.25</w:t>
+        <w:t xml:space="preserve">Positive Marks: 1</w:t>
       </w:r>
     </w:p>
     <w:p>
-      <w:pPr>
-        <w:spacing w:after="20" w:before="120"/>
-      </w:pPr>
       <w:r>
-        <w:rPr>
-          <w:b/>
-          <w:sz w:val="22"/>
-        </w:rPr>
-        <w:t>Question: Bone marrow aspiration in children</w:t>
+        <w:t xml:space="preserve">Negative Marks: 0.25</w:t>
       </w:r>
     </w:p>
     <w:p>
-      <w:pPr>
-        <w:spacing w:after="0" w:before="0"/>
-      </w:pPr>
       <w:r>
-        <w:rPr>
-          <w:b w:val="0"/>
-          <w:sz w:val="22"/>
-        </w:rPr>
-        <w:t>(a) Ribs</w:t>
+        <w:t xml:space="preserve"/>
       </w:r>
     </w:p>
     <w:p>
-      <w:pPr>
-        <w:spacing w:after="0" w:before="0"/>
-      </w:pPr>
       <w:r>
-        <w:rPr>
-          <w:b w:val="0"/>
-          <w:sz w:val="22"/>
-        </w:rPr>
-        <w:t>(b) Sternum</w:t>
+        <w:t xml:space="preserve">Question: A patient with hyperthyroidism is being treated. The nurse should monitor for:</w:t>
       </w:r>
     </w:p>
     <w:p>
-      <w:pPr>
-        <w:spacing w:after="0" w:before="0"/>
-      </w:pPr>
       <w:r>
-        <w:rPr>
-          <w:b w:val="0"/>
-          <w:sz w:val="22"/>
-        </w:rPr>
-        <w:t>(c) Posterior Superior iliac crest</w:t>
+        <w:t xml:space="preserve">(a) Weight, heart rate, and symptoms of thyroid storm</w:t>
       </w:r>
     </w:p>
     <w:p>
-      <w:pPr>
-        <w:spacing w:after="0" w:before="0"/>
-      </w:pPr>
       <w:r>
-        <w:rPr>
-          <w:b w:val="0"/>
-          <w:sz w:val="22"/>
-        </w:rPr>
-        <w:t>(d) Proximal tibia</w:t>
+        <w:t xml:space="preserve">(b) Only weight</w:t>
       </w:r>
     </w:p>
     <w:p>
-      <w:pPr>
-        <w:spacing w:after="0" w:before="40"/>
-      </w:pPr>
       <w:r>
-        <w:rPr>
-          <w:b/>
-          <w:sz w:val="22"/>
-        </w:rPr>
-        <w:t>Answer: c</w:t>
+        <w:t xml:space="preserve">(c) Only appetite</w:t>
       </w:r>
     </w:p>
     <w:p>
-      <w:pPr>
-        <w:spacing w:after="0" w:before="0"/>
-      </w:pPr>
       <w:r>
-        <w:rPr>
-          <w:b w:val="0"/>
-          <w:sz w:val="21"/>
-        </w:rPr>
-        <w:t>Solution: Bone marrow aspiration in children is preferably done from the posterior superior iliac crest (sternum is avoided in children).</w:t>
+        <w:t xml:space="preserve">(d) Only temperature</w:t>
       </w:r>
     </w:p>
     <w:p>
-      <w:pPr>
-        <w:spacing w:after="0" w:before="0"/>
-      </w:pPr>
       <w:r>
-        <w:rPr>
-          <w:b w:val="0"/>
-          <w:sz w:val="20"/>
-        </w:rPr>
-        <w:t>Positive Marks: 1</w:t>
+        <w:t xml:space="preserve">Answer: a</w:t>
       </w:r>
     </w:p>
     <w:p>
-      <w:pPr>
-        <w:spacing w:after="160" w:before="0"/>
-      </w:pPr>
       <w:r>
-        <w:rPr>
-          <w:b w:val="0"/>
-          <w:sz w:val="20"/>
-        </w:rPr>
-        <w:t>Negative Marks: 0.25</w:t>
+        <w:t xml:space="preserve">Solution: Hyperthyroidism — the nurse monitors weight, heart rate, temperature, and signs of thyroid storm (fever, tachycardia, agitation), and administers medications.</w:t>
       </w:r>
     </w:p>
     <w:p>
-      <w:pPr>
-        <w:spacing w:after="20" w:before="120"/>
-      </w:pPr>
       <w:r>
-        <w:rPr>
-          <w:b/>
-          <w:sz w:val="22"/>
-        </w:rPr>
-        <w:t>Question: Widal test is done in the diagnosis of:</w:t>
+        <w:t xml:space="preserve">Positive Marks: 1</w:t>
       </w:r>
     </w:p>
     <w:p>
-      <w:pPr>
-        <w:spacing w:after="0" w:before="0"/>
-      </w:pPr>
       <w:r>
-        <w:rPr>
-          <w:b w:val="0"/>
-          <w:sz w:val="22"/>
-        </w:rPr>
-        <w:t>(a) Enteric fever</w:t>
+        <w:t xml:space="preserve">Negative Marks: 0.25</w:t>
       </w:r>
     </w:p>
     <w:p>
-      <w:pPr>
-        <w:spacing w:after="0" w:before="0"/>
-      </w:pPr>
       <w:r>
-        <w:rPr>
-          <w:b w:val="0"/>
-          <w:sz w:val="22"/>
-        </w:rPr>
-        <w:t>(b) Rheumatic fever</w:t>
+        <w:t xml:space="preserve"/>
       </w:r>
     </w:p>
     <w:p>
-      <w:pPr>
-        <w:spacing w:after="0" w:before="0"/>
-      </w:pPr>
       <w:r>
-        <w:rPr>
-          <w:b w:val="0"/>
-          <w:sz w:val="22"/>
-        </w:rPr>
-        <w:t>(c) Dengue fever</w:t>
+        <w:t xml:space="preserve">Question: A patient at 34 weeks of gestation is diagnosed with placenta previa and is hospitalized. The nurse should:</w:t>
       </w:r>
     </w:p>
     <w:p>
-      <w:pPr>
-        <w:spacing w:after="0" w:before="0"/>
-      </w:pPr>
       <w:r>
-        <w:rPr>
-          <w:b w:val="0"/>
-          <w:sz w:val="22"/>
-        </w:rPr>
-        <w:t>(d) Hay fever</w:t>
+        <w:t xml:space="preserve">(a) Monitor bleeding, vitals, and fetal heart rate; avoid vaginal exams</w:t>
       </w:r>
     </w:p>
     <w:p>
-      <w:pPr>
-        <w:spacing w:after="0" w:before="40"/>
-      </w:pPr>
       <w:r>
-        <w:rPr>
-          <w:b/>
-          <w:sz w:val="22"/>
-        </w:rPr>
-        <w:t>Answer: a</w:t>
+        <w:t xml:space="preserve">(b) Perform a vaginal examination</w:t>
       </w:r>
     </w:p>
     <w:p>
-      <w:pPr>
-        <w:spacing w:after="0" w:before="0"/>
-      </w:pPr>
       <w:r>
-        <w:rPr>
-          <w:b w:val="0"/>
-          <w:sz w:val="21"/>
-        </w:rPr>
-        <w:t>Solution: The Widal test is used in the diagnosis of enteric (typhoid) fever caused by Salmonella typhi.</w:t>
+        <w:t xml:space="preserve">(c) Give an enema</w:t>
       </w:r>
     </w:p>
     <w:p>
-      <w:pPr>
-        <w:spacing w:after="0" w:before="0"/>
-      </w:pPr>
       <w:r>
-        <w:rPr>
-          <w:b w:val="0"/>
-          <w:sz w:val="20"/>
-        </w:rPr>
-        <w:t>Positive Marks: 1</w:t>
+        <w:t xml:space="preserve">(d) Send the patient home</w:t>
       </w:r>
     </w:p>
     <w:p>
-      <w:pPr>
-        <w:spacing w:after="160" w:before="0"/>
-      </w:pPr>
       <w:r>
-        <w:rPr>
-          <w:b w:val="0"/>
-          <w:sz w:val="20"/>
-        </w:rPr>
-        <w:t>Negative Marks: 0.25</w:t>
+        <w:t xml:space="preserve">Answer: a</w:t>
       </w:r>
     </w:p>
     <w:p>
-      <w:pPr>
-        <w:spacing w:after="20" w:before="120"/>
-      </w:pPr>
       <w:r>
-        <w:rPr>
-          <w:b/>
-          <w:sz w:val="22"/>
-        </w:rPr>
-        <w:t>Question: Which is a most leading cause of under 5 children infection in worldwide?</w:t>
+        <w:t xml:space="preserve">Solution: Placenta previa — monitoring of bleeding, vitals, and FHR, with pelvic rest and avoidance of vaginal exams/enemas. Cesarean delivery is planned.</w:t>
       </w:r>
     </w:p>
     <w:p>
-      <w:pPr>
-        <w:spacing w:after="0" w:before="0"/>
-      </w:pPr>
       <w:r>
-        <w:rPr>
-          <w:b w:val="0"/>
-          <w:sz w:val="22"/>
-        </w:rPr>
-        <w:t>(a) Diarrhoea</w:t>
+        <w:t xml:space="preserve">Positive Marks: 1</w:t>
       </w:r>
     </w:p>
     <w:p>
-      <w:pPr>
-        <w:spacing w:after="0" w:before="0"/>
-      </w:pPr>
       <w:r>
-        <w:rPr>
-          <w:b w:val="0"/>
-          <w:sz w:val="22"/>
-        </w:rPr>
-        <w:t>(b) Pneumonia</w:t>
+        <w:t xml:space="preserve">Negative Marks: 0.25</w:t>
       </w:r>
     </w:p>
     <w:p>
-      <w:pPr>
-        <w:spacing w:after="0" w:before="0"/>
-      </w:pPr>
       <w:r>
-        <w:rPr>
-          <w:b w:val="0"/>
-          <w:sz w:val="22"/>
-        </w:rPr>
-        <w:t>(c) Birthasphyxia</w:t>
+        <w:t xml:space="preserve"/>
       </w:r>
     </w:p>
     <w:p>
-      <w:pPr>
-        <w:spacing w:after="0" w:before="0"/>
-      </w:pPr>
       <w:r>
-        <w:rPr>
-          <w:b w:val="0"/>
-          <w:sz w:val="22"/>
-        </w:rPr>
-        <w:t>(d) URTI</w:t>
+        <w:t xml:space="preserve">Question: A 5-year-old child with acute rheumatic fever has carditis. The nurse should:</w:t>
       </w:r>
     </w:p>
     <w:p>
-      <w:pPr>
-        <w:spacing w:after="0" w:before="40"/>
-      </w:pPr>
       <w:r>
-        <w:rPr>
-          <w:b/>
-          <w:sz w:val="22"/>
-        </w:rPr>
-        <w:t>Answer: b</w:t>
+        <w:t xml:space="preserve">(a) Maintain bed rest and monitor for heart failure</w:t>
       </w:r>
     </w:p>
     <w:p>
-      <w:pPr>
-        <w:spacing w:after="0" w:before="0"/>
-      </w:pPr>
       <w:r>
-        <w:rPr>
-          <w:b w:val="0"/>
-          <w:sz w:val="21"/>
-        </w:rPr>
-        <w:t>Solution: Pneumonia is the leading infectious cause of death in children under 5 years worldwide, accounting for about 14% of all deaths in this age group.</w:t>
+        <w:t xml:space="preserve">(b) Encourage vigorous play</w:t>
       </w:r>
     </w:p>
     <w:p>
-      <w:pPr>
-        <w:spacing w:after="0" w:before="0"/>
-      </w:pPr>
       <w:r>
-        <w:rPr>
-          <w:b w:val="0"/>
-          <w:sz w:val="20"/>
-        </w:rPr>
-        <w:t>Positive Marks: 1</w:t>
+        <w:t xml:space="preserve">(c) Skip monitoring</w:t>
       </w:r>
     </w:p>
     <w:p>
-      <w:pPr>
-        <w:spacing w:after="160" w:before="0"/>
-      </w:pPr>
       <w:r>
-        <w:rPr>
-          <w:b w:val="0"/>
-          <w:sz w:val="20"/>
-        </w:rPr>
-        <w:t>Negative Marks: 0.25</w:t>
+        <w:t xml:space="preserve">(d) Send the child to school</w:t>
       </w:r>
     </w:p>
     <w:p>
-      <w:pPr>
-        <w:spacing w:after="20" w:before="120"/>
-      </w:pPr>
       <w:r>
-        <w:rPr>
-          <w:b/>
-          <w:sz w:val="22"/>
-        </w:rPr>
-        <w:t>Question: ORS (Oral Rehydration Solution) should be given in acute diarrhoea:</w:t>
+        <w:t xml:space="preserve">Answer: a</w:t>
       </w:r>
     </w:p>
     <w:p>
-      <w:pPr>
-        <w:spacing w:after="0" w:before="0"/>
-      </w:pPr>
       <w:r>
-        <w:rPr>
-          <w:b w:val="0"/>
-          <w:sz w:val="22"/>
-        </w:rPr>
-        <w:t>(a) Only when the child is hospitalised</w:t>
+        <w:t xml:space="preserve">Solution: Rheumatic carditis — bed rest reduces cardiac workload; the nurse monitors for dyspnea, edema, and arrhythmias, and ensures penicillin prophylaxis.</w:t>
       </w:r>
     </w:p>
     <w:p>
-      <w:pPr>
-        <w:spacing w:after="0" w:before="0"/>
-      </w:pPr>
       <w:r>
-        <w:rPr>
-          <w:b w:val="0"/>
-          <w:sz w:val="22"/>
-        </w:rPr>
-        <w:t>(b) After every loose stool in small amounts</w:t>
+        <w:t xml:space="preserve">Positive Marks: 1</w:t>
       </w:r>
     </w:p>
     <w:p>
-      <w:pPr>
-        <w:spacing w:after="0" w:before="0"/>
-      </w:pPr>
       <w:r>
-        <w:rPr>
-          <w:b w:val="0"/>
-          <w:sz w:val="22"/>
-        </w:rPr>
-        <w:t>(c) Only with antibiotics</w:t>
+        <w:t xml:space="preserve">Negative Marks: 0.25</w:t>
       </w:r>
     </w:p>
     <w:p>
-      <w:pPr>
-        <w:spacing w:after="0" w:before="0"/>
-      </w:pPr>
       <w:r>
-        <w:rPr>
-          <w:b w:val="0"/>
-          <w:sz w:val="22"/>
-        </w:rPr>
-        <w:t>(d) Only if the child is vomiting</w:t>
+        <w:t xml:space="preserve"/>
       </w:r>
     </w:p>
     <w:p>
-      <w:pPr>
-        <w:spacing w:after="0" w:before="40"/>
-      </w:pPr>
       <w:r>
-        <w:rPr>
-          <w:b/>
-          <w:sz w:val="22"/>
-        </w:rPr>
-        <w:t>Answer: b</w:t>
+        <w:t xml:space="preserve">Question: A patient with obsessive-compulsive disorder is being discharged. The nurse should teach the patient to:</w:t>
       </w:r>
     </w:p>
     <w:p>
-      <w:pPr>
-        <w:spacing w:after="0" w:before="0"/>
-      </w:pPr>
       <w:r>
-        <w:rPr>
-          <w:b w:val="0"/>
-          <w:sz w:val="21"/>
-        </w:rPr>
-        <w:t>Solution: ORS is given after each loose stool (about 50-100 ml per stool for a young child) to prevent dehydration.</w:t>
+        <w:t xml:space="preserve">(a) Continue medication and ERP, and attend follow-up</w:t>
       </w:r>
     </w:p>
     <w:p>
-      <w:pPr>
-        <w:spacing w:after="0" w:before="0"/>
-      </w:pPr>
       <w:r>
-        <w:rPr>
-          <w:b w:val="0"/>
-          <w:sz w:val="20"/>
-        </w:rPr>
-        <w:t>Positive Marks: 1</w:t>
+        <w:t xml:space="preserve">(b) Stop treatment when symptoms improve</w:t>
       </w:r>
     </w:p>
     <w:p>
-      <w:pPr>
-        <w:spacing w:after="160" w:before="0"/>
-      </w:pPr>
       <w:r>
-        <w:rPr>
-          <w:b w:val="0"/>
-          <w:sz w:val="20"/>
-        </w:rPr>
-        <w:t>Negative Marks: 0.25</w:t>
+        <w:t xml:space="preserve">(c) Skip follow-up</w:t>
       </w:r>
     </w:p>
     <w:p>
-      <w:pPr>
-        <w:spacing w:after="20" w:before="120"/>
-      </w:pPr>
       <w:r>
-        <w:rPr>
-          <w:b/>
-          <w:sz w:val="22"/>
-        </w:rPr>
-        <w:t>Question: What is the cut-off range of axillary temperature for hypothermia in children?</w:t>
+        <w:t xml:space="preserve">(d) Avoid all triggers</w:t>
       </w:r>
     </w:p>
     <w:p>
-      <w:pPr>
-        <w:spacing w:after="0" w:before="0"/>
-      </w:pPr>
       <w:r>
-        <w:rPr>
-          <w:b w:val="0"/>
-          <w:sz w:val="22"/>
-        </w:rPr>
-        <w:t>(a) 36.5°C</w:t>
+        <w:t xml:space="preserve">Answer: a</w:t>
       </w:r>
     </w:p>
     <w:p>
-      <w:pPr>
-        <w:spacing w:after="0" w:before="0"/>
-      </w:pPr>
       <w:r>
-        <w:rPr>
-          <w:b w:val="0"/>
-          <w:sz w:val="22"/>
-        </w:rPr>
-        <w:t>(b) 36.0°C</w:t>
+        <w:t xml:space="preserve">Solution: OCD — continued SSRIs and ERP practice, with follow-up, maintain remission. Stopping abruptly causes relapse.</w:t>
       </w:r>
     </w:p>
     <w:p>
-      <w:pPr>
-        <w:spacing w:after="0" w:before="0"/>
-      </w:pPr>
       <w:r>
-        <w:rPr>
-          <w:b w:val="0"/>
-          <w:sz w:val="22"/>
-        </w:rPr>
-        <w:t>(c) 35.0°C</w:t>
+        <w:t xml:space="preserve">Positive Marks: 1</w:t>
       </w:r>
     </w:p>
     <w:p>
-      <w:pPr>
-        <w:spacing w:after="0" w:before="0"/>
-      </w:pPr>
       <w:r>
-        <w:rPr>
-          <w:b w:val="0"/>
-          <w:sz w:val="22"/>
-        </w:rPr>
-        <w:t>(d) 37.0°C</w:t>
+        <w:t xml:space="preserve">Negative Marks: 0.25</w:t>
       </w:r>
     </w:p>
     <w:p>
-      <w:pPr>
-        <w:spacing w:after="0" w:before="40"/>
-      </w:pPr>
       <w:r>
-        <w:rPr>
-          <w:b/>
-          <w:sz w:val="22"/>
-        </w:rPr>
-        <w:t>Answer: a</w:t>
+        <w:t xml:space="preserve"/>
       </w:r>
     </w:p>
     <w:p>
-      <w:pPr>
-        <w:spacing w:after="0" w:before="0"/>
-      </w:pPr>
       <w:r>
-        <w:rPr>
-          <w:b w:val="0"/>
-          <w:sz w:val="21"/>
-        </w:rPr>
-        <w:t>Solution: Hypothermia in children is defined as an axillary temperature below 36.5°C; a temperature below 35°C indicates severe hypothermia.</w:t>
+        <w:t xml:space="preserve">Question: The "Pradhan Mantri Bhartiya Janaushadhi Kendra" medicines are:</w:t>
       </w:r>
     </w:p>
     <w:p>
-      <w:pPr>
-        <w:spacing w:after="0" w:before="0"/>
-      </w:pPr>
       <w:r>
-        <w:rPr>
-          <w:b w:val="0"/>
-          <w:sz w:val="20"/>
-        </w:rPr>
-        <w:t>Positive Marks: 1</w:t>
+        <w:t xml:space="preserve">(a) Quality-tested generic medicines</w:t>
       </w:r>
     </w:p>
     <w:p>
-      <w:pPr>
-        <w:spacing w:after="160" w:before="0"/>
-      </w:pPr>
       <w:r>
-        <w:rPr>
-          <w:b w:val="0"/>
-          <w:sz w:val="20"/>
-        </w:rPr>
-        <w:t>Negative Marks: 0.25</w:t>
+        <w:t xml:space="preserve">(b) Expired medicines</w:t>
       </w:r>
     </w:p>
     <w:p>
-      <w:pPr>
-        <w:spacing w:after="20" w:before="120"/>
-      </w:pPr>
       <w:r>
-        <w:rPr>
-          <w:b/>
-          <w:sz w:val="22"/>
-        </w:rPr>
-        <w:t>Question: Which laboratory value requires IMMEDIATE notification in a client with chronic kidney disease?</w:t>
+        <w:t xml:space="preserve">(c) Placebos</w:t>
       </w:r>
     </w:p>
     <w:p>
-      <w:pPr>
-        <w:spacing w:after="0" w:before="0"/>
-      </w:pPr>
       <w:r>
-        <w:rPr>
-          <w:b w:val="0"/>
-          <w:sz w:val="22"/>
-        </w:rPr>
-        <w:t>(a) Blood urea nitrogen 42 mg/dL</w:t>
+        <w:t xml:space="preserve">(d) Samples only</w:t>
       </w:r>
     </w:p>
     <w:p>
-      <w:pPr>
-        <w:spacing w:after="0" w:before="0"/>
-      </w:pPr>
       <w:r>
-        <w:rPr>
-          <w:b w:val="0"/>
-          <w:sz w:val="22"/>
-        </w:rPr>
-        <w:t>(b) Serum potassium 6.8 mEq/L</w:t>
+        <w:t xml:space="preserve">Answer: a</w:t>
       </w:r>
     </w:p>
     <w:p>
-      <w:pPr>
-        <w:spacing w:after="0" w:before="0"/>
-      </w:pPr>
       <w:r>
-        <w:rPr>
-          <w:b w:val="0"/>
-          <w:sz w:val="22"/>
-        </w:rPr>
-        <w:t>(c) Serum creatinine 2.4 mg/dL</w:t>
+        <w:t xml:space="preserve">Solution: Jan Aushadhi medicines are quality-tested generics — safe, effective, and affordable.</w:t>
       </w:r>
     </w:p>
     <w:p>
-      <w:pPr>
-        <w:spacing w:after="0" w:before="0"/>
-      </w:pPr>
       <w:r>
-        <w:rPr>
-          <w:b w:val="0"/>
-          <w:sz w:val="22"/>
-        </w:rPr>
-        <w:t>(d) Hemoglobin 10.2 g/dL</w:t>
+        <w:t xml:space="preserve">Positive Marks: 1</w:t>
       </w:r>
     </w:p>
     <w:p>
-      <w:pPr>
-        <w:spacing w:after="0" w:before="40"/>
-      </w:pPr>
       <w:r>
-        <w:rPr>
-          <w:b/>
-          <w:sz w:val="22"/>
-        </w:rPr>
-        <w:t>Answer: b</w:t>
+        <w:t xml:space="preserve">Negative Marks: 0.25</w:t>
       </w:r>
     </w:p>
     <w:p>
-      <w:pPr>
-        <w:spacing w:after="0" w:before="0"/>
-      </w:pPr>
       <w:r>
-        <w:rPr>
-          <w:b w:val="0"/>
-          <w:sz w:val="21"/>
-        </w:rPr>
-        <w:t>Solution: Hyperkalemia (&gt;5.5 mEq/L) can precipitate lethal cardiac dysrhythmias; potassium 6.8 mEq/L is a critical value that must be reported immediately.</w:t>
+        <w:t xml:space="preserve"/>
       </w:r>
     </w:p>
     <w:p>
-      <w:pPr>
-        <w:spacing w:after="0" w:before="0"/>
-      </w:pPr>
       <w:r>
-        <w:rPr>
-          <w:b w:val="0"/>
-          <w:sz w:val="20"/>
-        </w:rPr>
-        <w:t>Positive Marks: 1</w:t>
+        <w:t xml:space="preserve">Question: The nurse is to administer 100 mg of a medication. The vial contains 40 mg/mL. The volume to give is:</w:t>
       </w:r>
     </w:p>
     <w:p>
-      <w:pPr>
-        <w:spacing w:after="160" w:before="0"/>
-      </w:pPr>
       <w:r>
-        <w:rPr>
-          <w:b w:val="0"/>
-          <w:sz w:val="20"/>
-        </w:rPr>
-        <w:t>Negative Marks: 0.25</w:t>
+        <w:t xml:space="preserve">(a) 2 mL</w:t>
       </w:r>
     </w:p>
     <w:p>
-      <w:pPr>
-        <w:spacing w:after="20" w:before="120"/>
-      </w:pPr>
       <w:r>
-        <w:rPr>
-          <w:b/>
-          <w:sz w:val="22"/>
-        </w:rPr>
-        <w:t>Question: What is the normal neonatal heart rate</w:t>
+        <w:t xml:space="preserve">(b) 2.5 mL</w:t>
       </w:r>
     </w:p>
     <w:p>
-      <w:pPr>
-        <w:spacing w:after="0" w:before="0"/>
-      </w:pPr>
       <w:r>
-        <w:rPr>
-          <w:b w:val="0"/>
-          <w:sz w:val="22"/>
-        </w:rPr>
-        <w:t>(a) 160-200 BPM</w:t>
+        <w:t xml:space="preserve">(c) 3 mL</w:t>
       </w:r>
     </w:p>
     <w:p>
-      <w:pPr>
-        <w:spacing w:after="0" w:before="0"/>
-      </w:pPr>
       <w:r>
-        <w:rPr>
-          <w:b w:val="0"/>
-          <w:sz w:val="22"/>
-        </w:rPr>
-        <w:t>(b) 80-100 BPM</w:t>
+        <w:t xml:space="preserve">(d) 4 mL</w:t>
       </w:r>
     </w:p>
     <w:p>
-      <w:pPr>
-        <w:spacing w:after="0" w:before="0"/>
-      </w:pPr>
       <w:r>
-        <w:rPr>
-          <w:b w:val="0"/>
-          <w:sz w:val="22"/>
-        </w:rPr>
-        <w:t>(c) 120-160 BPM</w:t>
+        <w:t xml:space="preserve">Answer: b</w:t>
       </w:r>
     </w:p>
     <w:p>
-      <w:pPr>
-        <w:spacing w:after="0" w:before="0"/>
-      </w:pPr>
       <w:r>
-        <w:rPr>
-          <w:b w:val="0"/>
-          <w:sz w:val="22"/>
-        </w:rPr>
-        <w:t>(d) 100-120 BPM</w:t>
+        <w:t xml:space="preserve">Solution: Volume = 100 ÷ 40 = 2.5 mL.</w:t>
       </w:r>
     </w:p>
     <w:p>
-      <w:pPr>
-        <w:spacing w:after="0" w:before="40"/>
-      </w:pPr>
       <w:r>
-        <w:rPr>
-          <w:b/>
-          <w:sz w:val="22"/>
-        </w:rPr>
-        <w:t>Answer: c</w:t>
+        <w:t xml:space="preserve">Positive Marks: 1</w:t>
       </w:r>
     </w:p>
     <w:p>
-      <w:pPr>
-        <w:spacing w:after="0" w:before="0"/>
-      </w:pPr>
       <w:r>
-        <w:rPr>
-          <w:b w:val="0"/>
-          <w:sz w:val="21"/>
-        </w:rPr>
-        <w:t>Solution: The normal neonatal heart rate ranges from 120 to 160 beats per minute (BPM). The heart rate in newborns is generally faster than in older children and adults due to the higher metabolic demands of their developing bodies. The heart rate can vary within this range depending on the baby's activity level, sleep state, and response to stimulation. Monitoring the heart rate in neonates is an essential part of assessing their cardiovascular function and overall well-being.</w:t>
+        <w:t xml:space="preserve">Negative Marks: 0.25</w:t>
       </w:r>
     </w:p>
     <w:p>
-      <w:pPr>
-        <w:spacing w:after="0" w:before="0"/>
-      </w:pPr>
       <w:r>
-        <w:rPr>
-          <w:b w:val="0"/>
-          <w:sz w:val="20"/>
-        </w:rPr>
-        <w:t>Positive Marks: 1</w:t>
+        <w:t xml:space="preserve"/>
       </w:r>
     </w:p>
     <w:p>
-      <w:pPr>
-        <w:spacing w:after="160" w:before="0"/>
-      </w:pPr>
       <w:r>
-        <w:rPr>
-          <w:b w:val="0"/>
-          <w:sz w:val="20"/>
-        </w:rPr>
-        <w:t>Negative Marks: 0.25</w:t>
+        <w:t xml:space="preserve">Question: The normal adult respiratory rate is:</w:t>
       </w:r>
     </w:p>
     <w:p>
-      <w:pPr>
-        <w:spacing w:after="20" w:before="120"/>
-      </w:pPr>
       <w:r>
-        <w:rPr>
-          <w:b/>
-          <w:sz w:val="22"/>
-        </w:rPr>
-        <w:t>Question: A mother calls the emergency room (ER) frantically reporting that her 3-year-old girl child has found eating pills out of a bottle in the medicine cabinet. Which action should the emergency room nurse suggest to the mother?</w:t>
+        <w:t xml:space="preserve">(a) 12–20 breaths per minute</w:t>
       </w:r>
     </w:p>
     <w:p>
-      <w:pPr>
-        <w:spacing w:after="0" w:before="0"/>
-      </w:pPr>
       <w:r>
-        <w:rPr>
-          <w:b w:val="0"/>
-          <w:sz w:val="22"/>
-        </w:rPr>
-        <w:t>(a) Bring the child to the emergency department immediately</w:t>
+        <w:t xml:space="preserve">(b) 30–40 breaths per minute</w:t>
       </w:r>
     </w:p>
     <w:p>
-      <w:pPr>
-        <w:spacing w:after="0" w:before="0"/>
-      </w:pPr>
       <w:r>
-        <w:rPr>
-          <w:b w:val="0"/>
-          <w:sz w:val="22"/>
-        </w:rPr>
-        <w:t>(b) Give the child 10 ml of syrup of ipecac with a sip of water</w:t>
+        <w:t xml:space="preserve">(c) 4–6 breaths per minute</w:t>
       </w:r>
     </w:p>
     <w:p>
-      <w:pPr>
-        <w:spacing w:after="0" w:before="0"/>
-      </w:pPr>
       <w:r>
-        <w:rPr>
-          <w:b w:val="0"/>
-          <w:sz w:val="22"/>
-        </w:rPr>
-        <w:t>(c) Give the child 1 cup of water to induce vomiting</w:t>
+        <w:t xml:space="preserve">(d) 50–60 breaths per minute</w:t>
       </w:r>
     </w:p>
     <w:p>
-      <w:pPr>
-        <w:spacing w:after="0" w:before="0"/>
-      </w:pPr>
       <w:r>
-        <w:rPr>
-          <w:b w:val="0"/>
-          <w:sz w:val="22"/>
-        </w:rPr>
-        <w:t>(d) Give the child 15 ml of syrup of ipecac immediately</w:t>
+        <w:t xml:space="preserve">Answer: a</w:t>
       </w:r>
     </w:p>
     <w:p>
-      <w:pPr>
-        <w:spacing w:after="0" w:before="40"/>
-      </w:pPr>
       <w:r>
-        <w:rPr>
-          <w:b/>
-          <w:sz w:val="22"/>
-        </w:rPr>
-        <w:t>Answer: a</w:t>
+        <w:t xml:space="preserve">Solution: Normal adult respiratory rate is 12–20 breaths/min.</w:t>
       </w:r>
     </w:p>
     <w:p>
-      <w:pPr>
-        <w:spacing w:after="0" w:before="0"/>
-      </w:pPr>
       <w:r>
-        <w:rPr>
-          <w:b w:val="0"/>
-          <w:sz w:val="21"/>
-        </w:rPr>
-        <w:t>Solution: According to the American Academy of Pediatrics, syrup of ipecac is no longer recommended for the routine management of pediatric poisoning. It is associated with vomiting, which can be dangerous, especially in cases of hydrocarbon or caustic substance ingestion. The first priority is to assess the child's level of consciousness, breathing, and vital signs. The nurse should instruct the mother to bring the child to the emergency department immediately. If the child is conscious, the nurse should instruct the mother to try to identify the medication and the amount the child ingested. This information will be crucial in determining the appropriate treatment for the child.</w:t>
+        <w:t xml:space="preserve">Positive Marks: 1</w:t>
       </w:r>
     </w:p>
     <w:p>
-      <w:pPr>
-        <w:spacing w:after="0" w:before="0"/>
-      </w:pPr>
       <w:r>
-        <w:rPr>
-          <w:b w:val="0"/>
-          <w:sz w:val="20"/>
-        </w:rPr>
-        <w:t>Positive Marks: 1</w:t>
+        <w:t xml:space="preserve">Negative Marks: 0.25</w:t>
       </w:r>
     </w:p>
     <w:p>
-      <w:pPr>
-        <w:spacing w:after="160" w:before="0"/>
-      </w:pPr>
       <w:r>
-        <w:rPr>
-          <w:b w:val="0"/>
-          <w:sz w:val="20"/>
-        </w:rPr>
-        <w:t>Negative Marks: 0.25</w:t>
+        <w:t xml:space="preserve"/>
       </w:r>
     </w:p>
     <w:p>
-      <w:pPr>
-        <w:spacing w:after="20" w:before="120"/>
-      </w:pPr>
       <w:r>
-        <w:rPr>
-          <w:b/>
-          <w:sz w:val="22"/>
-        </w:rPr>
-        <w:t>Question: Intermittent positive pressure breathing is contraindicated in:</w:t>
+        <w:t xml:space="preserve">Question: A patient with a chest tube has the water seal chamber at the correct level. The nurse should:</w:t>
       </w:r>
     </w:p>
     <w:p>
-      <w:pPr>
-        <w:spacing w:after="0" w:before="0"/>
-      </w:pPr>
       <w:r>
-        <w:rPr>
-          <w:b w:val="0"/>
-          <w:sz w:val="22"/>
-        </w:rPr>
-        <w:t>(a) Tracheoesophageal fistula</w:t>
+        <w:t xml:space="preserve">(a) Maintain the water level and keep the system below the chest</w:t>
       </w:r>
     </w:p>
     <w:p>
-      <w:pPr>
-        <w:spacing w:after="0" w:before="0"/>
-      </w:pPr>
       <w:r>
-        <w:rPr>
-          <w:b w:val="0"/>
-          <w:sz w:val="22"/>
-        </w:rPr>
-        <w:t>(b) Asthma</w:t>
+        <w:t xml:space="preserve">(b) Raise the system above the chest</w:t>
       </w:r>
     </w:p>
     <w:p>
-      <w:pPr>
-        <w:spacing w:after="0" w:before="0"/>
-      </w:pPr>
       <w:r>
-        <w:rPr>
-          <w:b w:val="0"/>
-          <w:sz w:val="22"/>
-        </w:rPr>
-        <w:t>(c) Pulmonary edema</w:t>
+        <w:t xml:space="preserve">(c) Empty the water seal</w:t>
       </w:r>
     </w:p>
     <w:p>
-      <w:pPr>
-        <w:spacing w:after="0" w:before="0"/>
-      </w:pPr>
       <w:r>
-        <w:rPr>
-          <w:b w:val="0"/>
-          <w:sz w:val="22"/>
-        </w:rPr>
-        <w:t>(d) Comatose patient</w:t>
+        <w:t xml:space="preserve">(d) Disconnect the suction</w:t>
       </w:r>
     </w:p>
     <w:p>
-      <w:pPr>
-        <w:spacing w:after="0" w:before="40"/>
-      </w:pPr>
       <w:r>
-        <w:rPr>
-          <w:b/>
-          <w:sz w:val="22"/>
-        </w:rPr>
-        <w:t>Answer: a</w:t>
+        <w:t xml:space="preserve">Answer: a</w:t>
       </w:r>
     </w:p>
     <w:p>
-      <w:pPr>
-        <w:spacing w:after="0" w:before="0"/>
-      </w:pPr>
       <w:r>
-        <w:rPr>
-          <w:b w:val="0"/>
-          <w:sz w:val="21"/>
-        </w:rPr>
-        <w:t>Solution: IPPB is contraindicated in tracheo-oesophageal fistula (air leaks through the fistula instead of ventilating the lungs).</w:t>
+        <w:t xml:space="preserve">Solution: The water seal level is maintained (usually 2 cm), and the system stays below chest level for gravity drainage — preventing pneumothorax.</w:t>
       </w:r>
     </w:p>
     <w:p>
-      <w:pPr>
-        <w:spacing w:after="0" w:before="0"/>
-      </w:pPr>
       <w:r>
-        <w:rPr>
-          <w:b w:val="0"/>
-          <w:sz w:val="20"/>
-        </w:rPr>
-        <w:t>Positive Marks: 1</w:t>
+        <w:t xml:space="preserve">Positive Marks: 1</w:t>
       </w:r>
     </w:p>
     <w:p>
-      <w:pPr>
-        <w:spacing w:after="160" w:before="0"/>
-      </w:pPr>
       <w:r>
-        <w:rPr>
-          <w:b w:val="0"/>
-          <w:sz w:val="20"/>
-        </w:rPr>
-        <w:t>Negative Marks: 0.25</w:t>
+        <w:t xml:space="preserve">Negative Marks: 0.25</w:t>
       </w:r>
     </w:p>
     <w:p>
-      <w:pPr>
-        <w:spacing w:after="20" w:before="120"/>
-      </w:pPr>
       <w:r>
-        <w:rPr>
-          <w:b/>
-          <w:sz w:val="22"/>
-        </w:rPr>
-        <w:t>Question: Endotracheal tube formula for uncuffed child</w:t>
+        <w:t xml:space="preserve">Question: The normal serum TSH level is:</w:t>
       </w:r>
     </w:p>
     <w:p>
-      <w:pPr>
-        <w:spacing w:after="0" w:before="0"/>
-      </w:pPr>
       <w:r>
-        <w:rPr>
-          <w:b w:val="0"/>
-          <w:sz w:val="22"/>
-        </w:rPr>
-        <w:t>(a) (age in years/3.5) + 3.5</w:t>
+        <w:t xml:space="preserve">(a) 0.4–4.0 mIU/L</w:t>
       </w:r>
     </w:p>
     <w:p>
-      <w:pPr>
-        <w:spacing w:after="0" w:before="0"/>
-      </w:pPr>
       <w:r>
-        <w:rPr>
-          <w:b w:val="0"/>
-          <w:sz w:val="22"/>
-        </w:rPr>
-        <w:t>(b) (age in years/4) + 4</w:t>
+        <w:t xml:space="preserve">(b) 20–40 mIU/L</w:t>
       </w:r>
     </w:p>
     <w:p>
-      <w:pPr>
-        <w:spacing w:after="0" w:before="0"/>
-      </w:pPr>
       <w:r>
-        <w:rPr>
-          <w:b w:val="0"/>
-          <w:sz w:val="22"/>
-        </w:rPr>
-        <w:t>(c) (age in years/4) + 3.5</w:t>
+        <w:t xml:space="preserve">(c) 50–100 mIU/L</w:t>
       </w:r>
     </w:p>
     <w:p>
-      <w:pPr>
-        <w:spacing w:after="0" w:before="0"/>
-      </w:pPr>
       <w:r>
-        <w:rPr>
-          <w:b w:val="0"/>
-          <w:sz w:val="22"/>
-        </w:rPr>
-        <w:t>(d) (age in years/3.5) + 4</w:t>
+        <w:t xml:space="preserve">(d) 200–400 mIU/L</w:t>
       </w:r>
     </w:p>
     <w:p>
-      <w:pPr>
-        <w:spacing w:after="0" w:before="40"/>
-      </w:pPr>
       <w:r>
-        <w:rPr>
-          <w:b/>
-          <w:sz w:val="22"/>
-        </w:rPr>
-        <w:t>Answer: b</w:t>
+        <w:t xml:space="preserve">Answer: a</w:t>
       </w:r>
     </w:p>
     <w:p>
-      <w:pPr>
-        <w:spacing w:after="0" w:before="0"/>
-      </w:pPr>
       <w:r>
-        <w:rPr>
-          <w:b w:val="0"/>
-          <w:sz w:val="21"/>
-        </w:rPr>
-        <w:t>Solution: The uncuffed endotracheal tube size for children = (age in years/4) + 4.</w:t>
+        <w:t xml:space="preserve">Solution: Normal TSH is 0.4–4.0 mIU/L — elevated in hypothyroidism, suppressed in hyperthyroidism. TSH is the first-line thyroid screening test.</w:t>
       </w:r>
     </w:p>
     <w:p>
-      <w:pPr>
-        <w:spacing w:after="0" w:before="0"/>
-      </w:pPr>
       <w:r>
-        <w:rPr>
-          <w:b w:val="0"/>
-          <w:sz w:val="20"/>
-        </w:rPr>
-        <w:t>Positive Marks: 1</w:t>
+        <w:t xml:space="preserve">Positive Marks: 1</w:t>
       </w:r>
     </w:p>
     <w:p>
-      <w:pPr>
-        <w:spacing w:after="160" w:before="0"/>
-      </w:pPr>
       <w:r>
-        <w:rPr>
-          <w:b w:val="0"/>
-          <w:sz w:val="20"/>
-        </w:rPr>
-        <w:t>Negative Marks: 0.25</w:t>
+        <w:t xml:space="preserve">Negative Marks: 0.25</w:t>
       </w:r>
     </w:p>
     <w:p>
-      <w:pPr>
-        <w:spacing w:after="20" w:before="120"/>
-      </w:pPr>
       <w:r>
-        <w:rPr>
-          <w:b/>
-          <w:sz w:val="22"/>
-        </w:rPr>
-        <w:t>Question: Incubation period is measured by which central tendency?</w:t>
+        <w:t xml:space="preserve"/>
       </w:r>
     </w:p>
     <w:p>
-      <w:pPr>
-        <w:spacing w:after="0" w:before="0"/>
-      </w:pPr>
       <w:r>
-        <w:rPr>
-          <w:b w:val="0"/>
-          <w:sz w:val="22"/>
-        </w:rPr>
-        <w:t>(a) Mean</w:t>
+        <w:t xml:space="preserve">Question: The nurse is caring for a patient with a colostomy. Which statement indicates correct understanding of diet?</w:t>
       </w:r>
     </w:p>
     <w:p>
-      <w:pPr>
-        <w:spacing w:after="0" w:before="0"/>
-      </w:pPr>
       <w:r>
-        <w:rPr>
-          <w:b w:val="0"/>
-          <w:sz w:val="22"/>
-        </w:rPr>
-        <w:t>(b) Median</w:t>
+        <w:t xml:space="preserve">(a) "I will introduce new foods gradually and chew well."</w:t>
       </w:r>
     </w:p>
     <w:p>
-      <w:pPr>
-        <w:spacing w:after="0" w:before="0"/>
-      </w:pPr>
       <w:r>
-        <w:rPr>
-          <w:b w:val="0"/>
-          <w:sz w:val="22"/>
-        </w:rPr>
-        <w:t>(c) Mode</w:t>
+        <w:t xml:space="preserve">(b) "I will avoid all vegetables."</w:t>
       </w:r>
     </w:p>
     <w:p>
-      <w:pPr>
-        <w:spacing w:after="0" w:before="0"/>
-      </w:pPr>
       <w:r>
-        <w:rPr>
-          <w:b w:val="0"/>
-          <w:sz w:val="22"/>
-        </w:rPr>
-        <w:t>(d) Standard deviation</w:t>
+        <w:t xml:space="preserve">(c) "I will eat only fried foods."</w:t>
       </w:r>
     </w:p>
     <w:p>
-      <w:pPr>
-        <w:spacing w:after="0" w:before="40"/>
-      </w:pPr>
       <w:r>
-        <w:rPr>
-          <w:b/>
-          <w:sz w:val="22"/>
-        </w:rPr>
-        <w:t>Answer: b</w:t>
+        <w:t xml:space="preserve">(d) "I will skip fluids."</w:t>
       </w:r>
     </w:p>
     <w:p>
-      <w:pPr>
-        <w:spacing w:after="0" w:before="0"/>
-      </w:pPr>
       <w:r>
-        <w:rPr>
-          <w:b w:val="0"/>
-          <w:sz w:val="21"/>
-        </w:rPr>
-        <w:t>Solution: The incubation period, which refers to the time between exposure to a pathogen and the onset of symptoms, is typically measured using the median as a central tendency. The median represents the middle value in a set of data when arranged in ascending or descending order. In the context of the incubation period, the median provides a measure of the central tendency that indicates the typical or most common duration of time from exposure to symptom onset. It is important to note that the incubation central Tendency C mean , median moder standard deviation (statistics) period can vary depending on the specific infectious agent and individual factors.</w:t>
+        <w:t xml:space="preserve">Answer: a</w:t>
       </w:r>
     </w:p>
     <w:p>
-      <w:pPr>
-        <w:spacing w:after="0" w:before="0"/>
-      </w:pPr>
       <w:r>
-        <w:rPr>
-          <w:b w:val="0"/>
-          <w:sz w:val="20"/>
-        </w:rPr>
-        <w:t>Positive Marks: 1</w:t>
+        <w:t xml:space="preserve">Solution: Colostomy diet — a balanced diet with gradual introduction of new foods, adequate chewing, and fluids; gas/odor foods are identified individually.</w:t>
       </w:r>
     </w:p>
     <w:p>
-      <w:pPr>
-        <w:spacing w:after="160" w:before="0"/>
-      </w:pPr>
       <w:r>
-        <w:rPr>
-          <w:b w:val="0"/>
-          <w:sz w:val="20"/>
-        </w:rPr>
-        <w:t>Negative Marks: 0.25</w:t>
+        <w:t xml:space="preserve">Positive Marks: 1</w:t>
       </w:r>
     </w:p>
     <w:p>
-      <w:pPr>
-        <w:spacing w:after="20" w:before="120"/>
-      </w:pPr>
       <w:r>
-        <w:rPr>
-          <w:b/>
-          <w:sz w:val="22"/>
-        </w:rPr>
-        <w:t>Question: From following, which is the appropriate method of holding the baby for breast-feeding?</w:t>
+        <w:t xml:space="preserve">Negative Marks: 0.25</w:t>
       </w:r>
     </w:p>
     <w:p>
-      <w:pPr>
-        <w:spacing w:after="0" w:before="0"/>
-      </w:pPr>
       <w:r>
-        <w:rPr>
-          <w:b w:val="0"/>
-          <w:sz w:val="22"/>
-        </w:rPr>
-        <w:t>(a) hold only neck</w:t>
+        <w:t xml:space="preserve"/>
       </w:r>
     </w:p>
     <w:p>
-      <w:pPr>
-        <w:spacing w:after="0" w:before="0"/>
-      </w:pPr>
       <w:r>
-        <w:rPr>
-          <w:b w:val="0"/>
-          <w:sz w:val="22"/>
-        </w:rPr>
-        <w:t>(b) hold baby giving support to whole body</w:t>
+        <w:t xml:space="preserve">Question: A patient with chronic renal failure is being taught about erythropoietin therapy. The nurse should teach the patient that:</w:t>
       </w:r>
     </w:p>
     <w:p>
-      <w:pPr>
-        <w:spacing w:after="0" w:before="0"/>
-      </w:pPr>
       <w:r>
-        <w:rPr>
-          <w:b w:val="0"/>
-          <w:sz w:val="22"/>
-        </w:rPr>
-        <w:t>(c) hold baby's lower part</w:t>
+        <w:t xml:space="preserve">(a) Hemoglobin and blood pressure are monitored during therapy</w:t>
       </w:r>
     </w:p>
     <w:p>
-      <w:pPr>
-        <w:spacing w:after="0" w:before="0"/>
-      </w:pPr>
       <w:r>
-        <w:rPr>
-          <w:b w:val="0"/>
-          <w:sz w:val="22"/>
-        </w:rPr>
-        <w:t>(d) hold baby in upright position</w:t>
+        <w:t xml:space="preserve">(b) No monitoring is needed</w:t>
       </w:r>
     </w:p>
     <w:p>
-      <w:pPr>
-        <w:spacing w:after="0" w:before="40"/>
-      </w:pPr>
       <w:r>
-        <w:rPr>
-          <w:b/>
-          <w:sz w:val="22"/>
-        </w:rPr>
-        <w:t>Answer: b</w:t>
+        <w:t xml:space="preserve">(c) The drug cures renal failure</w:t>
       </w:r>
     </w:p>
     <w:p>
-      <w:pPr>
-        <w:spacing w:after="0" w:before="0"/>
-      </w:pPr>
       <w:r>
-        <w:rPr>
-          <w:b w:val="0"/>
-          <w:sz w:val="21"/>
-        </w:rPr>
-        <w:t>Solution: The mother should hold the baby giving support to the whole body during breastfeeding.</w:t>
+        <w:t xml:space="preserve">(d) Iron is unnecessary</w:t>
       </w:r>
     </w:p>
     <w:p>
-      <w:pPr>
-        <w:spacing w:after="0" w:before="0"/>
-      </w:pPr>
       <w:r>
-        <w:rPr>
-          <w:b w:val="0"/>
-          <w:sz w:val="20"/>
-        </w:rPr>
-        <w:t>Positive Marks: 1</w:t>
+        <w:t xml:space="preserve">Answer: a</w:t>
       </w:r>
     </w:p>
     <w:p>
-      <w:pPr>
-        <w:spacing w:after="160" w:before="0"/>
-      </w:pPr>
       <w:r>
-        <w:rPr>
-          <w:b w:val="0"/>
-          <w:sz w:val="20"/>
-        </w:rPr>
-        <w:t>Negative Marks: 0.25</w:t>
+        <w:t xml:space="preserve">Solution: Erythropoietin — the nurse monitors hemoglobin (target 10–12 g/dL), blood pressure (hypertension risk), and iron levels (improves response).</w:t>
       </w:r>
     </w:p>
     <w:p>
-      <w:pPr>
-        <w:spacing w:after="20" w:before="120"/>
-      </w:pPr>
       <w:r>
-        <w:rPr>
-          <w:b/>
-          <w:sz w:val="22"/>
-        </w:rPr>
-        <w:t>Question: Formula of measure the ET tube size in children?</w:t>
+        <w:t xml:space="preserve">Positive Marks: 1</w:t>
       </w:r>
     </w:p>
     <w:p>
-      <w:pPr>
-        <w:spacing w:after="0" w:before="0"/>
-      </w:pPr>
       <w:r>
-        <w:rPr>
-          <w:b w:val="0"/>
-          <w:sz w:val="22"/>
-        </w:rPr>
-        <w:t>(a) Age/6 year+3.5</w:t>
+        <w:t xml:space="preserve">Negative Marks: 0.25</w:t>
       </w:r>
     </w:p>
     <w:p>
-      <w:pPr>
-        <w:spacing w:after="0" w:before="0"/>
-      </w:pPr>
       <w:r>
-        <w:rPr>
-          <w:b w:val="0"/>
-          <w:sz w:val="22"/>
-        </w:rPr>
-        <w:t>(b) Age/36 month+4</w:t>
+        <w:t xml:space="preserve"/>
       </w:r>
     </w:p>
     <w:p>
-      <w:pPr>
-        <w:spacing w:after="0" w:before="0"/>
-      </w:pPr>
       <w:r>
-        <w:rPr>
-          <w:b w:val="0"/>
-          <w:sz w:val="22"/>
-        </w:rPr>
-        <w:t>(c) Age/18 month+4</w:t>
+        <w:t xml:space="preserve">Question: A patient at 40 weeks of gestation is in the second stage of labor. The nurse notes the fetal head is crowning. The priority is to:</w:t>
       </w:r>
     </w:p>
     <w:p>
-      <w:pPr>
-        <w:spacing w:after="0" w:before="0"/>
-      </w:pPr>
       <w:r>
-        <w:rPr>
-          <w:b w:val="0"/>
-          <w:sz w:val="22"/>
-        </w:rPr>
-        <w:t>(d) Age/4 year +4</w:t>
+        <w:t xml:space="preserve">(a) Support the perineum and guide a controlled delivery</w:t>
       </w:r>
     </w:p>
     <w:p>
-      <w:pPr>
-        <w:spacing w:after="0" w:before="40"/>
-      </w:pPr>
       <w:r>
-        <w:rPr>
-          <w:b/>
-          <w:sz w:val="22"/>
-        </w:rPr>
-        <w:t>Answer: d</w:t>
+        <w:t xml:space="preserve">(b) Pull the head forcefully</w:t>
       </w:r>
     </w:p>
     <w:p>
-      <w:pPr>
-        <w:spacing w:after="0" w:before="0"/>
-      </w:pPr>
       <w:r>
-        <w:rPr>
-          <w:b w:val="0"/>
-          <w:sz w:val="21"/>
-        </w:rPr>
-        <w:t>Solution: Estimation of proper endotracheal tube size for children 1 to 10 years of age, based on the child's age: Uncuffed endotracheal tube size (mm ID) = (age in years/4) + 4. Cuffed endotracheal tube size (mm ID) = (age in years/4) + 3. The average size of the tube for an adult male is 8.0, and an adult female is 7.0</w:t>
+        <w:t xml:space="preserve">(c) Push on the fundus</w:t>
       </w:r>
     </w:p>
     <w:p>
-      <w:pPr>
-        <w:spacing w:after="0" w:before="0"/>
-      </w:pPr>
       <w:r>
-        <w:rPr>
-          <w:b w:val="0"/>
-          <w:sz w:val="20"/>
-        </w:rPr>
-        <w:t>Positive Marks: 1</w:t>
+        <w:t xml:space="preserve">(d) Leave the patient</w:t>
       </w:r>
     </w:p>
     <w:p>
-      <w:pPr>
-        <w:spacing w:after="160" w:before="0"/>
-      </w:pPr>
       <w:r>
-        <w:rPr>
-          <w:b w:val="0"/>
-          <w:sz w:val="20"/>
-        </w:rPr>
-        <w:t>Negative Marks: 0.25</w:t>
+        <w:t xml:space="preserve">Answer: a</w:t>
       </w:r>
     </w:p>
     <w:p>
-      <w:pPr>
-        <w:spacing w:after="20" w:before="120"/>
-      </w:pPr>
       <w:r>
-        <w:rPr>
-          <w:b/>
-          <w:sz w:val="22"/>
-        </w:rPr>
-        <w:t>Question: What is the immediate priority first aid management for chemical splash/foreign substance in the eye?</w:t>
+        <w:t xml:space="preserve">Solution: Crowning — perineal support and controlled, slow delivery of the head reduce perineal tearing. The nurse coaches panting and monitors the FHR.</w:t>
       </w:r>
     </w:p>
     <w:p>
-      <w:pPr>
-        <w:spacing w:after="0" w:before="0"/>
-      </w:pPr>
       <w:r>
-        <w:rPr>
-          <w:b w:val="0"/>
-          <w:sz w:val="22"/>
-        </w:rPr>
-        <w:t>(a) Attempt manual removal</w:t>
+        <w:t xml:space="preserve">Positive Marks: 1</w:t>
       </w:r>
     </w:p>
     <w:p>
-      <w:pPr>
-        <w:spacing w:after="0" w:before="0"/>
-      </w:pPr>
       <w:r>
-        <w:rPr>
-          <w:b w:val="0"/>
-          <w:sz w:val="22"/>
-        </w:rPr>
-        <w:t>(b) Cover with tight pressure patch</w:t>
+        <w:t xml:space="preserve">Negative Marks: 0.25</w:t>
       </w:r>
     </w:p>
     <w:p>
-      <w:pPr>
-        <w:spacing w:after="0" w:before="0"/>
-      </w:pPr>
       <w:r>
-        <w:rPr>
-          <w:b w:val="0"/>
-          <w:sz w:val="22"/>
-        </w:rPr>
-        <w:t>(c) Copious eye irrigation with clean water or Normal Saline for 15-20 mins</w:t>
+        <w:t xml:space="preserve"/>
       </w:r>
     </w:p>
     <w:p>
-      <w:pPr>
-        <w:spacing w:after="0" w:before="0"/>
-      </w:pPr>
       <w:r>
-        <w:rPr>
-          <w:b w:val="0"/>
-          <w:sz w:val="22"/>
-        </w:rPr>
-        <w:t>(d) Administer oral analgesics</w:t>
+        <w:t xml:space="preserve">Question: A 6-month-old infant with severe acute malnutrition is being assessed. Which finding indicates a need for urgent care?</w:t>
       </w:r>
     </w:p>
     <w:p>
-      <w:pPr>
-        <w:spacing w:after="0" w:before="40"/>
-      </w:pPr>
       <w:r>
-        <w:rPr>
-          <w:b/>
-          <w:sz w:val="22"/>
-        </w:rPr>
-        <w:t>Answer: c</w:t>
+        <w:t xml:space="preserve">(a) Hypoglycemia and hypothermia</w:t>
       </w:r>
     </w:p>
     <w:p>
-      <w:pPr>
-        <w:spacing w:after="0" w:before="0"/>
-      </w:pPr>
       <w:r>
-        <w:rPr>
-          <w:b w:val="0"/>
-          <w:sz w:val="21"/>
-        </w:rPr>
-        <w:t>Solution: Immediate, continuous flushing with clean water or sterile normal saline for at least 15–20 minutes is essential to dilute and remove chemical irritants.</w:t>
+        <w:t xml:space="preserve">(b) Mild weight loss</w:t>
       </w:r>
     </w:p>
     <w:p>
-      <w:pPr>
-        <w:spacing w:after="0" w:before="0"/>
-      </w:pPr>
       <w:r>
-        <w:rPr>
-          <w:b w:val="0"/>
-          <w:sz w:val="20"/>
-        </w:rPr>
-        <w:t>Positive Marks: 1</w:t>
+        <w:t xml:space="preserve">(c) Normal appetite</w:t>
       </w:r>
     </w:p>
     <w:p>
-      <w:pPr>
-        <w:spacing w:after="160" w:before="0"/>
-      </w:pPr>
       <w:r>
-        <w:rPr>
-          <w:b w:val="0"/>
-          <w:sz w:val="20"/>
-        </w:rPr>
-        <w:t>Negative Marks: 0.25</w:t>
+        <w:t xml:space="preserve">(d) Stable temperature</w:t>
       </w:r>
     </w:p>
     <w:p>
-      <w:pPr>
-        <w:spacing w:after="20" w:before="120"/>
-      </w:pPr>
       <w:r>
-        <w:rPr>
-          <w:b/>
-          <w:sz w:val="22"/>
-        </w:rPr>
-        <w:t>Question: Which of the following is the least common cause of congestive cardiac failure in children?</w:t>
+        <w:t xml:space="preserve">Answer: a</w:t>
       </w:r>
     </w:p>
     <w:p>
-      <w:pPr>
-        <w:spacing w:after="0" w:before="0"/>
-      </w:pPr>
       <w:r>
-        <w:rPr>
-          <w:b w:val="0"/>
-          <w:sz w:val="22"/>
-        </w:rPr>
-        <w:t>(a) PDA</w:t>
+        <w:t xml:space="preserve">Solution: SAM with hypoglycemia/hypothermia — the nurse gives glucose, warms the infant, and treats infection — urgent stabilization prevents death.</w:t>
       </w:r>
     </w:p>
     <w:p>
-      <w:pPr>
-        <w:spacing w:after="0" w:before="0"/>
-      </w:pPr>
       <w:r>
-        <w:rPr>
-          <w:b w:val="0"/>
-          <w:sz w:val="22"/>
-        </w:rPr>
-        <w:t>(b) VSD</w:t>
+        <w:t xml:space="preserve">Positive Marks: 1</w:t>
       </w:r>
     </w:p>
     <w:p>
-      <w:pPr>
-        <w:spacing w:after="0" w:before="0"/>
-      </w:pPr>
       <w:r>
-        <w:rPr>
-          <w:b w:val="0"/>
-          <w:sz w:val="22"/>
-        </w:rPr>
-        <w:t>(c) Transposition of Great Arteries</w:t>
+        <w:t xml:space="preserve">Negative Marks: 0.25</w:t>
       </w:r>
     </w:p>
     <w:p>
-      <w:pPr>
-        <w:spacing w:after="0" w:before="0"/>
-      </w:pPr>
       <w:r>
-        <w:rPr>
-          <w:b w:val="0"/>
-          <w:sz w:val="22"/>
-        </w:rPr>
-        <w:t>(d) ASD</w:t>
+        <w:t xml:space="preserve"/>
       </w:r>
     </w:p>
     <w:p>
-      <w:pPr>
-        <w:spacing w:after="0" w:before="40"/>
-      </w:pPr>
       <w:r>
-        <w:rPr>
-          <w:b/>
-          <w:sz w:val="22"/>
-        </w:rPr>
-        <w:t>Answer: d</w:t>
+        <w:t xml:space="preserve">Question: A patient with an anxiety disorder is being taught about benzodiazepines. The nurse should teach the patient that benzodiazepines:</w:t>
       </w:r>
     </w:p>
     <w:p>
-      <w:pPr>
-        <w:spacing w:after="0" w:before="0"/>
-      </w:pPr>
       <w:r>
-        <w:rPr>
-          <w:b w:val="0"/>
-          <w:sz w:val="21"/>
-        </w:rPr>
-        <w:t>Solution: ASD usually remains asymptomatic in childhood and rarely causes cardiac failure, whereas VSD, PDA and transposition of the great arteries commonly cause heart failure in infancy.</w:t>
+        <w:t xml:space="preserve">(a) Are for short-term use due to dependence risk</w:t>
       </w:r>
     </w:p>
     <w:p>
-      <w:pPr>
-        <w:spacing w:after="0" w:before="0"/>
-      </w:pPr>
       <w:r>
-        <w:rPr>
-          <w:b w:val="0"/>
-          <w:sz w:val="20"/>
-        </w:rPr>
-        <w:t>Positive Marks: 1</w:t>
+        <w:t xml:space="preserve">(b) Are safe for lifelong use</w:t>
       </w:r>
     </w:p>
     <w:p>
-      <w:pPr>
-        <w:spacing w:after="160" w:before="0"/>
-      </w:pPr>
       <w:r>
-        <w:rPr>
-          <w:b w:val="0"/>
-          <w:sz w:val="20"/>
-        </w:rPr>
-        <w:t>Negative Marks: 0.25</w:t>
+        <w:t xml:space="preserve">(c) Have no side effects</w:t>
       </w:r>
     </w:p>
     <w:p>
-      <w:pPr>
-        <w:spacing w:after="20" w:before="120"/>
-      </w:pPr>
       <w:r>
-        <w:rPr>
-          <w:b/>
-          <w:sz w:val="22"/>
-        </w:rPr>
-        <w:t>Question: Following thoracentesis (pleural fluid aspiration), in which position should the nurse place the patient?</w:t>
+        <w:t xml:space="preserve">(d) Can be combined with alcohol</w:t>
       </w:r>
     </w:p>
     <w:p>
-      <w:pPr>
-        <w:spacing w:after="0" w:before="0"/>
-      </w:pPr>
       <w:r>
-        <w:rPr>
-          <w:b w:val="0"/>
-          <w:sz w:val="22"/>
-        </w:rPr>
-        <w:t>(a) Side-lying on the affected side</w:t>
+        <w:t xml:space="preserve">Answer: a</w:t>
       </w:r>
     </w:p>
     <w:p>
-      <w:pPr>
-        <w:spacing w:after="0" w:before="0"/>
-      </w:pPr>
       <w:r>
-        <w:rPr>
-          <w:b w:val="0"/>
-          <w:sz w:val="22"/>
-        </w:rPr>
-        <w:t>(b) Prone position</w:t>
+        <w:t xml:space="preserve">Solution: Benzodiazepines — short-term use, dependence/tolerance risk, sedation, and dangerous alcohol interactions. Long-term management uses SSRIs and CBT.</w:t>
       </w:r>
     </w:p>
     <w:p>
-      <w:pPr>
-        <w:spacing w:after="0" w:before="0"/>
-      </w:pPr>
       <w:r>
-        <w:rPr>
-          <w:b w:val="0"/>
-          <w:sz w:val="22"/>
-        </w:rPr>
-        <w:t>(c) Side-lying on the unaffected side with puncture site up</w:t>
+        <w:t xml:space="preserve">Positive Marks: 1</w:t>
       </w:r>
     </w:p>
     <w:p>
-      <w:pPr>
-        <w:spacing w:after="0" w:before="0"/>
-      </w:pPr>
       <w:r>
-        <w:rPr>
-          <w:b w:val="0"/>
-          <w:sz w:val="22"/>
-        </w:rPr>
-        <w:t>(d) Trendelenburg position</w:t>
+        <w:t xml:space="preserve">Negative Marks: 0.25</w:t>
       </w:r>
     </w:p>
     <w:p>
-      <w:pPr>
-        <w:spacing w:after="0" w:before="40"/>
-      </w:pPr>
       <w:r>
-        <w:rPr>
-          <w:b/>
-          <w:sz w:val="22"/>
-        </w:rPr>
-        <w:t>Answer: c</w:t>
+        <w:t xml:space="preserve"/>
       </w:r>
     </w:p>
     <w:p>
-      <w:pPr>
-        <w:spacing w:after="0" w:before="0"/>
-      </w:pPr>
       <w:r>
-        <w:rPr>
-          <w:b w:val="0"/>
-          <w:sz w:val="21"/>
-        </w:rPr>
-        <w:t>Solution: Positioning on the unaffected side with puncture site elevated for 1 hour promotes lung expansion and reduces leakage from the puncture site.</w:t>
+        <w:t xml:space="preserve">Question: The "Pradhan Mantri Bhartiya Janaushadhi Kendra" outlets are identified by:</w:t>
       </w:r>
     </w:p>
     <w:p>
-      <w:pPr>
-        <w:spacing w:after="0" w:before="0"/>
-      </w:pPr>
       <w:r>
-        <w:rPr>
-          <w:b w:val="0"/>
-          <w:sz w:val="20"/>
-        </w:rPr>
-        <w:t>Positive Marks: 1</w:t>
+        <w:t xml:space="preserve">(a) The Jan Aushadhi logo</w:t>
       </w:r>
     </w:p>
     <w:p>
-      <w:pPr>
-        <w:spacing w:after="160" w:before="0"/>
-      </w:pPr>
       <w:r>
-        <w:rPr>
-          <w:b w:val="0"/>
-          <w:sz w:val="20"/>
-        </w:rPr>
-        <w:t>Negative Marks: 0.25</w:t>
+        <w:t xml:space="preserve">(b) No identification</w:t>
       </w:r>
     </w:p>
     <w:p>
-      <w:pPr>
-        <w:spacing w:after="20" w:before="120"/>
-      </w:pPr>
       <w:r>
-        <w:rPr>
-          <w:b/>
-          <w:sz w:val="22"/>
-        </w:rPr>
-        <w:t>Question: Which is the EARLIEST sign of respiratory distress in an infant?</w:t>
+        <w:t xml:space="preserve">(c) Private branding</w:t>
       </w:r>
     </w:p>
     <w:p>
-      <w:pPr>
-        <w:spacing w:after="0" w:before="0"/>
-      </w:pPr>
       <w:r>
-        <w:rPr>
-          <w:b w:val="0"/>
-          <w:sz w:val="22"/>
-        </w:rPr>
-        <w:t>(a) Nasal flaring</w:t>
+        <w:t xml:space="preserve">(d) Foreign branding</w:t>
       </w:r>
     </w:p>
     <w:p>
-      <w:pPr>
-        <w:spacing w:after="0" w:before="0"/>
-      </w:pPr>
       <w:r>
-        <w:rPr>
-          <w:b w:val="0"/>
-          <w:sz w:val="22"/>
-        </w:rPr>
-        <w:t>(b) Gasping respirations</w:t>
+        <w:t xml:space="preserve">Answer: a</w:t>
       </w:r>
     </w:p>
     <w:p>
-      <w:pPr>
-        <w:spacing w:after="0" w:before="0"/>
-      </w:pPr>
       <w:r>
-        <w:rPr>
-          <w:b w:val="0"/>
-          <w:sz w:val="22"/>
-        </w:rPr>
-        <w:t>(c) Cyanosis</w:t>
+        <w:t xml:space="preserve">Solution: Jan Aushadhi Kendras display the Jan Aushadhi logo — helping citizens identify affordable generic medicine outlets.</w:t>
       </w:r>
     </w:p>
     <w:p>
-      <w:pPr>
-        <w:spacing w:after="0" w:before="0"/>
-      </w:pPr>
       <w:r>
-        <w:rPr>
-          <w:b w:val="0"/>
-          <w:sz w:val="22"/>
-        </w:rPr>
-        <w:t>(d) Bradycardia</w:t>
+        <w:t xml:space="preserve">Positive Marks: 1</w:t>
       </w:r>
     </w:p>
     <w:p>
-      <w:pPr>
-        <w:spacing w:after="0" w:before="40"/>
-      </w:pPr>
       <w:r>
-        <w:rPr>
-          <w:b/>
-          <w:sz w:val="22"/>
-        </w:rPr>
-        <w:t>Answer: a</w:t>
+        <w:t xml:space="preserve">Negative Marks: 0.25</w:t>
       </w:r>
     </w:p>
     <w:p>
-      <w:pPr>
-        <w:spacing w:after="0" w:before="0"/>
-      </w:pPr>
       <w:r>
-        <w:rPr>
-          <w:b w:val="0"/>
-          <w:sz w:val="21"/>
-        </w:rPr>
-        <w:t>Solution: Nasal flaring, grunting, retractions and tachypnea appear early; cyanosis and bradycardia are late, pre-arrest signs.</w:t>
+        <w:t xml:space="preserve"/>
       </w:r>
     </w:p>
     <w:p>
-      <w:pPr>
-        <w:spacing w:after="0" w:before="0"/>
-      </w:pPr>
       <w:r>
-        <w:rPr>
-          <w:b w:val="0"/>
-          <w:sz w:val="20"/>
-        </w:rPr>
-        <w:t>Positive Marks: 1</w:t>
+        <w:t xml:space="preserve">Question: The nurse is to give 0.3 mg of a medication. The vial contains 0.1 mg/mL. The volume to give is:</w:t>
       </w:r>
     </w:p>
     <w:p>
-      <w:pPr>
-        <w:spacing w:after="160" w:before="0"/>
-      </w:pPr>
       <w:r>
-        <w:rPr>
-          <w:b w:val="0"/>
-          <w:sz w:val="20"/>
-        </w:rPr>
-        <w:t>Negative Marks: 0.25</w:t>
+        <w:t xml:space="preserve">(a) 2 mL</w:t>
       </w:r>
     </w:p>
     <w:p>
-      <w:pPr>
-        <w:spacing w:after="20" w:before="120"/>
-      </w:pPr>
       <w:r>
-        <w:rPr>
-          <w:b/>
-          <w:sz w:val="22"/>
-        </w:rPr>
-        <w:t>Question: During family planning counseling, which method offers the most reliable protection against BOTH pregnancy and sexually transmitted infections?</w:t>
+        <w:t xml:space="preserve">(b) 3 mL</w:t>
       </w:r>
     </w:p>
     <w:p>
-      <w:pPr>
-        <w:spacing w:after="0" w:before="0"/>
-      </w:pPr>
       <w:r>
-        <w:rPr>
-          <w:b w:val="0"/>
-          <w:sz w:val="22"/>
-        </w:rPr>
-        <w:t>(a) Intrauterine contraceptive device</w:t>
+        <w:t xml:space="preserve">(c) 4 mL</w:t>
       </w:r>
     </w:p>
     <w:p>
-      <w:pPr>
-        <w:spacing w:after="0" w:before="0"/>
-      </w:pPr>
       <w:r>
-        <w:rPr>
-          <w:b w:val="0"/>
-          <w:sz w:val="22"/>
-        </w:rPr>
-        <w:t>(b) Oral contraceptive pills</w:t>
+        <w:t xml:space="preserve">(d) 5 mL</w:t>
       </w:r>
     </w:p>
     <w:p>
-      <w:pPr>
-        <w:spacing w:after="0" w:before="0"/>
-      </w:pPr>
       <w:r>
-        <w:rPr>
-          <w:b w:val="0"/>
-          <w:sz w:val="22"/>
-        </w:rPr>
-        <w:t>(c) Male condom</w:t>
+        <w:t xml:space="preserve">Answer: b</w:t>
       </w:r>
     </w:p>
     <w:p>
-      <w:pPr>
-        <w:spacing w:after="0" w:before="0"/>
-      </w:pPr>
       <w:r>
-        <w:rPr>
-          <w:b w:val="0"/>
-          <w:sz w:val="22"/>
-        </w:rPr>
-        <w:t>(d) Coitus interruptus (withdrawal)</w:t>
+        <w:t xml:space="preserve">Solution: Volume = 0.3 ÷ 0.1 = 3 mL.</w:t>
       </w:r>
     </w:p>
     <w:p>
-      <w:pPr>
-        <w:spacing w:after="0" w:before="40"/>
-      </w:pPr>
       <w:r>
-        <w:rPr>
-          <w:b/>
-          <w:sz w:val="22"/>
-        </w:rPr>
-        <w:t>Answer: c</w:t>
+        <w:t xml:space="preserve">Positive Marks: 1</w:t>
       </w:r>
     </w:p>
     <w:p>
-      <w:pPr>
-        <w:spacing w:after="0" w:before="0"/>
-      </w:pPr>
       <w:r>
-        <w:rPr>
-          <w:b w:val="0"/>
-          <w:sz w:val="21"/>
-        </w:rPr>
-        <w:t>Solution: Barrier methods, especially the male condom, are the only widely available methods that protect against both pregnancy and STIs when used consistently.</w:t>
+        <w:t xml:space="preserve">Negative Marks: 0.25</w:t>
       </w:r>
     </w:p>
     <w:p>
-      <w:pPr>
-        <w:spacing w:after="0" w:before="0"/>
-      </w:pPr>
       <w:r>
-        <w:rPr>
-          <w:b w:val="0"/>
-          <w:sz w:val="20"/>
-        </w:rPr>
-        <w:t>Positive Marks: 1</w:t>
+        <w:t xml:space="preserve"/>
       </w:r>
     </w:p>
     <w:p>
-      <w:pPr>
-        <w:spacing w:after="160" w:before="0"/>
-      </w:pPr>
       <w:r>
-        <w:rPr>
-          <w:b w:val="0"/>
-          <w:sz w:val="20"/>
-        </w:rPr>
-        <w:t>Negative Marks: 0.25</w:t>
+        <w:t xml:space="preserve">Question: The normal adult heart rate is:</w:t>
+      </w:r>
+    </w:p>
+    <w:p>
+      <w:r>
+        <w:t xml:space="preserve">(a) 60–100 beats per minute</w:t>
+      </w:r>
+    </w:p>
+    <w:p>
+      <w:r>
+        <w:t xml:space="preserve">(b) 20–40 beats per minute</w:t>
+      </w:r>
+    </w:p>
+    <w:p>
+      <w:r>
+        <w:t xml:space="preserve">(c) 120–160 beats per minute</w:t>
+      </w:r>
+    </w:p>
+    <w:p>
+      <w:r>
+        <w:t xml:space="preserve">(d) 160–200 beats per minute</w:t>
+      </w:r>
+    </w:p>
+    <w:p>
+      <w:r>
+        <w:t xml:space="preserve">Answer: a</w:t>
+      </w:r>
+    </w:p>
+    <w:p>
+      <w:r>
+        <w:t xml:space="preserve">Solution: Normal adult resting heart rate is 60–100 bpm.</w:t>
+      </w:r>
+    </w:p>
+    <w:p>
+      <w:r>
+        <w:t xml:space="preserve">Positive Marks: 1</w:t>
+      </w:r>
+    </w:p>
+    <w:p>
+      <w:r>
+        <w:t xml:space="preserve">Negative Marks: 0.25</w:t>
+      </w:r>
+    </w:p>
+    <w:p>
+      <w:r>
+        <w:t xml:space="preserve"/>
+      </w:r>
+    </w:p>
+    <w:p>
+      <w:r>
+        <w:t xml:space="preserve">Question: A patient with a fractured femur in traction is at risk for contractures. The nurse should:</w:t>
+      </w:r>
+    </w:p>
+    <w:p>
+      <w:r>
+        <w:t xml:space="preserve">(a) Perform range-of-motion exercises and maintain alignment</w:t>
+      </w:r>
+    </w:p>
+    <w:p>
+      <w:r>
+        <w:t xml:space="preserve">(b) Immobilize the joints permanently</w:t>
+      </w:r>
+    </w:p>
+    <w:p>
+      <w:r>
+        <w:t xml:space="preserve">(c) Skip exercises</w:t>
+      </w:r>
+    </w:p>
+    <w:p>
+      <w:r>
+        <w:t xml:space="preserve">(d) Restrict movement</w:t>
+      </w:r>
+    </w:p>
+    <w:p>
+      <w:r>
+        <w:t xml:space="preserve">Answer: a</w:t>
+      </w:r>
+    </w:p>
+    <w:p>
+      <w:r>
+        <w:t xml:space="preserve">Solution: Range-of-motion exercises (unaffected joints), foot support, and traction alignment prevent contractures during immobilization.</w:t>
+      </w:r>
+    </w:p>
+    <w:p>
+      <w:r>
+        <w:t xml:space="preserve">Positive Marks: 1</w:t>
+      </w:r>
+    </w:p>
+    <w:p>
+      <w:r>
+        <w:t xml:space="preserve">Negative Marks: 0.25</w:t>
       </w:r>
     </w:p>
     <w:sectPr>
       <w:pgSz w:w="12240" w:h="15840"/>
-      <w:pgMar w:top="864" w:right="1008" w:bottom="864" w:left="1008" w:header="720" w:footer="720" w:gutter="0"/>
+      <w:pgMar w:top="1440" w:right="1800" w:bottom="1440" w:left="1800" w:header="720" w:footer="720" w:gutter="0"/>
       <w:cols w:space="720"/>
       <w:docGrid w:linePitch="360"/>
     </w:sectPr>
@@ -2535,10 +1365,6 @@
     <w:name w:val="Normal"/>
     <w:qFormat/>
     <w:rsid w:val="00FC693F"/>
-    <w:rPr>
-      <w:rFonts w:ascii="Calibri" w:hAnsi="Calibri"/>
-      <w:sz w:val="22"/>
-    </w:rPr>
   </w:style>
   <w:style w:type="paragraph" w:styleId="Header">
     <w:name w:val="header"/>
